--- a/test-files/kerning.docx
+++ b/test-files/kerning.docx
@@ -106,6 +106,82 @@
           <w:kern w:val="0"/>
         </w:rPr>
         <w:t xml:space="preserve">K12 To AVAWAY Tyre Wolf yo. LT END</w:t>
+      </w:r>
+    </w:p>
+    <w:p>
+      <w:r>
+        <w:rPr>
+          <w:kern w:val="2"/>
+        </w:rPr>
+        <w:t xml:space="preserve">K7 AY/AY-YA END</w:t>
+      </w:r>
+    </w:p>
+    <w:p>
+      <w:r>
+        <w:t xml:space="preserve">K8 AY/AY-YA END</w:t>
+      </w:r>
+    </w:p>
+    <w:p>
+      <w:r>
+        <w:rPr>
+          <w:kern w:val="2"/>
+        </w:rPr>
+        <w:t xml:space="preserve">K9</w:t>
+      </w:r>
+    </w:p>
+    <w:tbl>
+      <w:tblPr>
+        <w:tblW w:w="1000" w:type="dxa"/>
+        <w:tblLayout w:type="fixed"/>
+      </w:tblPr>
+      <w:tblGrid>
+        <w:gridCol w:w="1000"/>
+      </w:tblGrid>
+      <w:tr>
+        <w:tc>
+          <w:tcPr>
+            <w:tcW w:w="1000" w:type="dxa"/>
+          </w:tcPr>
+          <w:p>
+            <w:r>
+              <w:rPr>
+                <w:kern w:val="2"/>
+              </w:rPr>
+              <w:t xml:space="preserve">AVAVAVAVAVAVAVAVAVAV</w:t>
+            </w:r>
+          </w:p>
+        </w:tc>
+      </w:tr>
+    </w:tbl>
+    <w:p>
+      <w:r>
+        <w:t xml:space="preserve">K9b</w:t>
+      </w:r>
+    </w:p>
+    <w:tbl>
+      <w:tblPr>
+        <w:tblW w:w="1000" w:type="dxa"/>
+        <w:tblLayout w:type="fixed"/>
+      </w:tblPr>
+      <w:tblGrid>
+        <w:gridCol w:w="1000"/>
+      </w:tblGrid>
+      <w:tr>
+        <w:tc>
+          <w:tcPr>
+            <w:tcW w:w="1000" w:type="dxa"/>
+          </w:tcPr>
+          <w:p>
+            <w:r>
+              <w:t xml:space="preserve">AVAVAVAVAVAVAVAVAVAV</w:t>
+            </w:r>
+          </w:p>
+        </w:tc>
+      </w:tr>
+    </w:tbl>
+    <w:p>
+      <w:r>
+        <w:t xml:space="preserve">END</w:t>
       </w:r>
     </w:p>
     <w:sectPr>
